--- a/Documents/Meeting Minutes with Hobbs Client/04-10-2014 Hobbs Client Meeting - 6.docx
+++ b/Documents/Meeting Minutes with Hobbs Client/04-10-2014 Hobbs Client Meeting - 6.docx
@@ -31,6 +31,8 @@
                 <w:color w:val="auto"/>
               </w:rPr>
             </w:pPr>
+            <w:bookmarkStart w:id="0" w:name="_GoBack"/>
+            <w:bookmarkEnd w:id="0"/>
             <w:r>
               <w:rPr>
                 <w:noProof/>
@@ -282,8 +284,17 @@
                 <w:color w:val="auto"/>
                 <w:sz w:val="24"/>
               </w:rPr>
-              <w:t xml:space="preserve">Presents: </w:t>
-            </w:r>
+              <w:t>Present</w:t>
+            </w:r>
+            <w:r>
+              <w:rPr>
+                <w:rFonts w:asciiTheme="minorHAnsi" w:hAnsiTheme="minorHAnsi"/>
+                <w:color w:val="auto"/>
+                <w:sz w:val="24"/>
+              </w:rPr>
+              <w:t xml:space="preserve">: </w:t>
+            </w:r>
+            <w:proofErr w:type="spellStart"/>
             <w:r>
               <w:rPr>
                 <w:rFonts w:asciiTheme="minorHAnsi" w:hAnsiTheme="minorHAnsi"/>
@@ -291,8 +302,9 @@
                 <w:color w:val="auto"/>
                 <w:sz w:val="24"/>
               </w:rPr>
-              <w:t>Tika Lal Bomjan and</w:t>
-            </w:r>
+              <w:t>Tika</w:t>
+            </w:r>
+            <w:proofErr w:type="spellEnd"/>
             <w:r>
               <w:rPr>
                 <w:rFonts w:asciiTheme="minorHAnsi" w:hAnsiTheme="minorHAnsi"/>
@@ -300,7 +312,76 @@
                 <w:color w:val="auto"/>
                 <w:sz w:val="24"/>
               </w:rPr>
-              <w:t xml:space="preserve"> Gurvinder Kaur</w:t>
+              <w:t xml:space="preserve"> </w:t>
+            </w:r>
+            <w:proofErr w:type="spellStart"/>
+            <w:r>
+              <w:rPr>
+                <w:rFonts w:asciiTheme="minorHAnsi" w:hAnsiTheme="minorHAnsi"/>
+                <w:b w:val="0"/>
+                <w:color w:val="auto"/>
+                <w:sz w:val="24"/>
+              </w:rPr>
+              <w:t>Lal</w:t>
+            </w:r>
+            <w:proofErr w:type="spellEnd"/>
+            <w:r>
+              <w:rPr>
+                <w:rFonts w:asciiTheme="minorHAnsi" w:hAnsiTheme="minorHAnsi"/>
+                <w:b w:val="0"/>
+                <w:color w:val="auto"/>
+                <w:sz w:val="24"/>
+              </w:rPr>
+              <w:t xml:space="preserve"> </w:t>
+            </w:r>
+            <w:proofErr w:type="spellStart"/>
+            <w:r>
+              <w:rPr>
+                <w:rFonts w:asciiTheme="minorHAnsi" w:hAnsiTheme="minorHAnsi"/>
+                <w:b w:val="0"/>
+                <w:color w:val="auto"/>
+                <w:sz w:val="24"/>
+              </w:rPr>
+              <w:t>Bomjan</w:t>
+            </w:r>
+            <w:proofErr w:type="spellEnd"/>
+            <w:r>
+              <w:rPr>
+                <w:rFonts w:asciiTheme="minorHAnsi" w:hAnsiTheme="minorHAnsi"/>
+                <w:b w:val="0"/>
+                <w:color w:val="auto"/>
+                <w:sz w:val="24"/>
+              </w:rPr>
+              <w:t xml:space="preserve"> and</w:t>
+            </w:r>
+            <w:r>
+              <w:rPr>
+                <w:rFonts w:asciiTheme="minorHAnsi" w:hAnsiTheme="minorHAnsi"/>
+                <w:b w:val="0"/>
+                <w:color w:val="auto"/>
+                <w:sz w:val="24"/>
+              </w:rPr>
+              <w:t xml:space="preserve"> </w:t>
+            </w:r>
+            <w:proofErr w:type="spellStart"/>
+            <w:r>
+              <w:rPr>
+                <w:rFonts w:asciiTheme="minorHAnsi" w:hAnsiTheme="minorHAnsi"/>
+                <w:b w:val="0"/>
+                <w:color w:val="auto"/>
+                <w:sz w:val="24"/>
+              </w:rPr>
+              <w:t>Gurvinder</w:t>
+            </w:r>
+            <w:proofErr w:type="spellEnd"/>
+            <w:r>
+              <w:rPr>
+                <w:rFonts w:asciiTheme="minorHAnsi" w:hAnsiTheme="minorHAnsi"/>
+                <w:b w:val="0"/>
+                <w:color w:val="auto"/>
+                <w:sz w:val="24"/>
+              </w:rPr>
+              <w:t xml:space="preserve"> Kaur</w:t>
             </w:r>
             <w:r>
               <w:rPr>
@@ -449,19 +530,16 @@
               <w:cnfStyle w:val="000000100000" w:firstRow="0" w:lastRow="0" w:firstColumn="0" w:lastColumn="0" w:oddVBand="0" w:evenVBand="0" w:oddHBand="1" w:evenHBand="0" w:firstRowFirstColumn="0" w:firstRowLastColumn="0" w:lastRowFirstColumn="0" w:lastRowLastColumn="0"/>
             </w:pPr>
             <w:r>
-              <w:t xml:space="preserve">Reviewed </w:t>
-            </w:r>
-            <w:r>
-              <w:t>second</w:t>
-            </w:r>
-            <w:r>
-              <w:t xml:space="preserve"> draft</w:t>
-            </w:r>
-            <w:r>
-              <w:t xml:space="preserve"> of the</w:t>
-            </w:r>
-            <w:r>
-              <w:t xml:space="preserve"> report </w:t>
+              <w:t>Security feature</w:t>
+            </w:r>
+            <w:r>
+              <w:t xml:space="preserve"> added</w:t>
+            </w:r>
+            <w:r>
+              <w:t xml:space="preserve">: </w:t>
+            </w:r>
+            <w:r>
+              <w:t>Showed functionality of Order page only being allowed to access if a user is logged in.</w:t>
             </w:r>
           </w:p>
         </w:tc>
@@ -477,7 +555,7 @@
               <w:pStyle w:val="ListParagraph"/>
               <w:numPr>
                 <w:ilvl w:val="0"/>
-                <w:numId w:val="9"/>
+                <w:numId w:val="2"/>
               </w:numPr>
               <w:jc w:val="center"/>
             </w:pPr>
@@ -490,18 +568,33 @@
           <w:p>
             <w:pPr>
               <w:cnfStyle w:val="000000000000" w:firstRow="0" w:lastRow="0" w:firstColumn="0" w:lastColumn="0" w:oddVBand="0" w:evenVBand="0" w:oddHBand="0" w:evenHBand="0" w:firstRowFirstColumn="0" w:firstRowLastColumn="0" w:lastRowFirstColumn="0" w:lastRowLastColumn="0"/>
-            </w:pPr>
-            <w:r>
+              <w:rPr>
+                <w:color w:val="auto"/>
+              </w:rPr>
+            </w:pPr>
+            <w:r>
+              <w:rPr>
+                <w:color w:val="auto"/>
+              </w:rPr>
               <w:t>Security feature</w:t>
             </w:r>
             <w:r>
+              <w:rPr>
+                <w:color w:val="auto"/>
+              </w:rPr>
               <w:t xml:space="preserve"> added</w:t>
             </w:r>
             <w:r>
+              <w:rPr>
+                <w:color w:val="auto"/>
+              </w:rPr>
               <w:t xml:space="preserve">: </w:t>
             </w:r>
             <w:r>
-              <w:t>Showed functionality of Order page only being allowed to access if a user is logged in.</w:t>
+              <w:rPr>
+                <w:color w:val="auto"/>
+              </w:rPr>
+              <w:t>Showed functionality of blocked access for blank username, passwords (only accepts entries from MySQL database)</w:t>
             </w:r>
           </w:p>
         </w:tc>
@@ -533,33 +626,63 @@
           <w:p>
             <w:pPr>
               <w:cnfStyle w:val="000000100000" w:firstRow="0" w:lastRow="0" w:firstColumn="0" w:lastColumn="0" w:oddVBand="0" w:evenVBand="0" w:oddHBand="1" w:evenHBand="0" w:firstRowFirstColumn="0" w:firstRowLastColumn="0" w:lastRowFirstColumn="0" w:lastRowLastColumn="0"/>
-              <w:rPr>
-                <w:color w:val="auto"/>
-              </w:rPr>
-            </w:pPr>
-            <w:r>
-              <w:rPr>
-                <w:color w:val="auto"/>
-              </w:rPr>
+            </w:pPr>
+            <w:r>
               <w:t>Security feature</w:t>
             </w:r>
             <w:r>
-              <w:rPr>
-                <w:color w:val="auto"/>
-              </w:rPr>
               <w:t xml:space="preserve"> added</w:t>
             </w:r>
             <w:r>
-              <w:rPr>
-                <w:color w:val="auto"/>
-              </w:rPr>
               <w:t xml:space="preserve">: </w:t>
             </w:r>
             <w:r>
-              <w:rPr>
-                <w:color w:val="auto"/>
-              </w:rPr>
-              <w:t>Showed functionality of blocked access for blank username, passwords (only accepts entries from MySQL database)</w:t>
+              <w:t>Showed functionality of</w:t>
+            </w:r>
+            <w:r>
+              <w:t xml:space="preserve"> </w:t>
+            </w:r>
+            <w:r>
+              <w:t>s</w:t>
+            </w:r>
+            <w:r>
+              <w:t xml:space="preserve">et </w:t>
+            </w:r>
+            <w:r>
+              <w:t xml:space="preserve"> input </w:t>
+            </w:r>
+            <w:r>
+              <w:t>fields to required (not null) on</w:t>
+            </w:r>
+            <w:r>
+              <w:t xml:space="preserve"> all input</w:t>
+            </w:r>
+            <w:r>
+              <w:t>s i</w:t>
+            </w:r>
+            <w:r>
+              <w:t>n all</w:t>
+            </w:r>
+            <w:r>
+              <w:t xml:space="preserve"> </w:t>
+            </w:r>
+            <w:r>
+              <w:t xml:space="preserve">the </w:t>
+            </w:r>
+            <w:r>
+              <w:t xml:space="preserve">web pages (Admin </w:t>
+            </w:r>
+            <w:r>
+              <w:t>Panel</w:t>
+            </w:r>
+            <w:r>
+              <w:t xml:space="preserve"> for </w:t>
+            </w:r>
+            <w:r>
+              <w:t>adding service items/ Registration, Customer Panel for inputting their personal</w:t>
+            </w:r>
+            <w:r>
+              <w:t xml:space="preserve"> details). This would ensure the input box is entered otherwise an error message would appear warning user to enter the information required.</w:t>
             </w:r>
           </w:p>
         </w:tc>
@@ -590,61 +713,7 @@
               <w:cnfStyle w:val="000000000000" w:firstRow="0" w:lastRow="0" w:firstColumn="0" w:lastColumn="0" w:oddVBand="0" w:evenVBand="0" w:oddHBand="0" w:evenHBand="0" w:firstRowFirstColumn="0" w:firstRowLastColumn="0" w:lastRowFirstColumn="0" w:lastRowLastColumn="0"/>
             </w:pPr>
             <w:r>
-              <w:t>Security feature</w:t>
-            </w:r>
-            <w:r>
-              <w:t xml:space="preserve"> added</w:t>
-            </w:r>
-            <w:r>
-              <w:t xml:space="preserve">: </w:t>
-            </w:r>
-            <w:r>
-              <w:t>Showed functionality of</w:t>
-            </w:r>
-            <w:r>
-              <w:t xml:space="preserve"> </w:t>
-            </w:r>
-            <w:r>
-              <w:t>s</w:t>
-            </w:r>
-            <w:r>
-              <w:t xml:space="preserve">et </w:t>
-            </w:r>
-            <w:r>
-              <w:t xml:space="preserve"> input </w:t>
-            </w:r>
-            <w:r>
-              <w:t>fields to required (not null) on</w:t>
-            </w:r>
-            <w:r>
-              <w:t xml:space="preserve"> all input</w:t>
-            </w:r>
-            <w:r>
-              <w:t>s i</w:t>
-            </w:r>
-            <w:r>
-              <w:t>n all</w:t>
-            </w:r>
-            <w:r>
-              <w:t xml:space="preserve"> </w:t>
-            </w:r>
-            <w:r>
-              <w:t xml:space="preserve">the </w:t>
-            </w:r>
-            <w:r>
-              <w:t xml:space="preserve">web pages (Admin </w:t>
-            </w:r>
-            <w:r>
-              <w:t>Panel</w:t>
-            </w:r>
-            <w:r>
-              <w:t xml:space="preserve"> for </w:t>
-            </w:r>
-            <w:r>
-              <w:t>adding service items/ Registration, Customer Panel for inputting their personal</w:t>
-            </w:r>
-            <w:r>
-              <w:t xml:space="preserve"> details). This would ensure the input box is entered otherwise an error message would appear warning user to enter the information required.</w:t>
+              <w:t>Security feature: Disable URL links from viewing the logged in web pages if user isn’t logged in</w:t>
             </w:r>
           </w:p>
         </w:tc>
@@ -678,7 +747,10 @@
               <w:cnfStyle w:val="000000100000" w:firstRow="0" w:lastRow="0" w:firstColumn="0" w:lastColumn="0" w:oddVBand="0" w:evenVBand="0" w:oddHBand="1" w:evenHBand="0" w:firstRowFirstColumn="0" w:firstRowLastColumn="0" w:lastRowFirstColumn="0" w:lastRowLastColumn="0"/>
             </w:pPr>
             <w:r>
-              <w:t>Security feature: Disable URL links from viewing the logged in web pages if user isn’t logged in</w:t>
+              <w:t>Requirement pending: A</w:t>
+            </w:r>
+            <w:r>
+              <w:t>dmin adds a new staff or admin account</w:t>
             </w:r>
           </w:p>
         </w:tc>
@@ -709,10 +781,37 @@
               <w:cnfStyle w:val="000000000000" w:firstRow="0" w:lastRow="0" w:firstColumn="0" w:lastColumn="0" w:oddVBand="0" w:evenVBand="0" w:oddHBand="0" w:evenHBand="0" w:firstRowFirstColumn="0" w:firstRowLastColumn="0" w:lastRowFirstColumn="0" w:lastRowLastColumn="0"/>
             </w:pPr>
             <w:r>
-              <w:t>Requirement pending: A</w:t>
-            </w:r>
-            <w:r>
-              <w:t>dmin adds a new staff or admin account</w:t>
+              <w:t>Tested all the webpages</w:t>
+            </w:r>
+            <w:r>
+              <w:t>, made sure the header included the navigation bar on all webpages. The navigation bar was linked to all the webpages.</w:t>
+            </w:r>
+          </w:p>
+          <w:p>
+            <w:pPr>
+              <w:cnfStyle w:val="000000000000" w:firstRow="0" w:lastRow="0" w:firstColumn="0" w:lastColumn="0" w:oddVBand="0" w:evenVBand="0" w:oddHBand="0" w:evenHBand="0" w:firstRowFirstColumn="0" w:firstRowLastColumn="0" w:lastRowFirstColumn="0" w:lastRowLastColumn="0"/>
+            </w:pPr>
+            <w:r>
+              <w:t xml:space="preserve">Feedback from client: </w:t>
+            </w:r>
+          </w:p>
+          <w:p>
+            <w:pPr>
+              <w:cnfStyle w:val="000000000000" w:firstRow="0" w:lastRow="0" w:firstColumn="0" w:lastColumn="0" w:oddVBand="0" w:evenVBand="0" w:oddHBand="0" w:evenHBand="0" w:firstRowFirstColumn="0" w:firstRowLastColumn="0" w:lastRowFirstColumn="0" w:lastRowLastColumn="0"/>
+            </w:pPr>
+            <w:r>
+              <w:t>Change price entry to any number input and not only whole numbers in Admin Panel (edit service price)</w:t>
+            </w:r>
+            <w:r>
+              <w:t xml:space="preserve">. </w:t>
+            </w:r>
+          </w:p>
+          <w:p>
+            <w:pPr>
+              <w:cnfStyle w:val="000000000000" w:firstRow="0" w:lastRow="0" w:firstColumn="0" w:lastColumn="0" w:oddVBand="0" w:evenVBand="0" w:oddHBand="0" w:evenHBand="0" w:firstRowFirstColumn="0" w:firstRowLastColumn="0" w:lastRowFirstColumn="0" w:lastRowLastColumn="0"/>
+            </w:pPr>
+            <w:r>
+              <w:t xml:space="preserve">Option to go back to Admin Panel after the admin has successfully added the service item “Add Service Success Page” </w:t>
             </w:r>
           </w:p>
         </w:tc>
@@ -746,37 +845,10 @@
               <w:cnfStyle w:val="000000100000" w:firstRow="0" w:lastRow="0" w:firstColumn="0" w:lastColumn="0" w:oddVBand="0" w:evenVBand="0" w:oddHBand="1" w:evenHBand="0" w:firstRowFirstColumn="0" w:firstRowLastColumn="0" w:lastRowFirstColumn="0" w:lastRowLastColumn="0"/>
             </w:pPr>
             <w:r>
-              <w:t>Tested all the webpages</w:t>
-            </w:r>
-            <w:r>
-              <w:t>, made sure the header included the navigation bar on all webpages. The navigation bar was linked to all the webpages.</w:t>
-            </w:r>
-          </w:p>
-          <w:p>
-            <w:pPr>
-              <w:cnfStyle w:val="000000100000" w:firstRow="0" w:lastRow="0" w:firstColumn="0" w:lastColumn="0" w:oddVBand="0" w:evenVBand="0" w:oddHBand="1" w:evenHBand="0" w:firstRowFirstColumn="0" w:firstRowLastColumn="0" w:lastRowFirstColumn="0" w:lastRowLastColumn="0"/>
-            </w:pPr>
-            <w:r>
-              <w:t xml:space="preserve">Feedback from client: </w:t>
-            </w:r>
-          </w:p>
-          <w:p>
-            <w:pPr>
-              <w:cnfStyle w:val="000000100000" w:firstRow="0" w:lastRow="0" w:firstColumn="0" w:lastColumn="0" w:oddVBand="0" w:evenVBand="0" w:oddHBand="1" w:evenHBand="0" w:firstRowFirstColumn="0" w:firstRowLastColumn="0" w:lastRowFirstColumn="0" w:lastRowLastColumn="0"/>
-            </w:pPr>
-            <w:r>
-              <w:t>Change price entry to any number input and not only whole numbers in Admin Panel (edit service price)</w:t>
-            </w:r>
-            <w:r>
-              <w:t xml:space="preserve">. </w:t>
-            </w:r>
-          </w:p>
-          <w:p>
-            <w:pPr>
-              <w:cnfStyle w:val="000000100000" w:firstRow="0" w:lastRow="0" w:firstColumn="0" w:lastColumn="0" w:oddVBand="0" w:evenVBand="0" w:oddHBand="1" w:evenHBand="0" w:firstRowFirstColumn="0" w:firstRowLastColumn="0" w:lastRowFirstColumn="0" w:lastRowLastColumn="0"/>
-            </w:pPr>
-            <w:r>
-              <w:t xml:space="preserve">Option to go back to Admin Panel after the admin has successfully added the service item “Add Service Success Page” </w:t>
+              <w:t>Feedback from client: Improve information content and design layout</w:t>
+            </w:r>
+            <w:r>
+              <w:t xml:space="preserve"> on all webpages</w:t>
             </w:r>
           </w:p>
         </w:tc>
@@ -807,10 +879,16 @@
               <w:cnfStyle w:val="000000000000" w:firstRow="0" w:lastRow="0" w:firstColumn="0" w:lastColumn="0" w:oddVBand="0" w:evenVBand="0" w:oddHBand="0" w:evenHBand="0" w:firstRowFirstColumn="0" w:firstRowLastColumn="0" w:lastRowFirstColumn="0" w:lastRowLastColumn="0"/>
             </w:pPr>
             <w:r>
-              <w:t>Feedback from client: Improve information content and design layout</w:t>
-            </w:r>
-            <w:r>
-              <w:t xml:space="preserve"> on all webpages</w:t>
+              <w:t>Improvement suggested from client: User logged in can be shown ‘Logged in as “…” (</w:t>
+            </w:r>
+            <w:r>
+              <w:t>With</w:t>
+            </w:r>
+            <w:r>
+              <w:t xml:space="preserve"> their name provided as username) on the header</w:t>
+            </w:r>
+            <w:r>
+              <w:t>. Also adjust size and shape of logo on the PayPal cart page</w:t>
             </w:r>
           </w:p>
         </w:tc>
@@ -844,16 +922,10 @@
               <w:cnfStyle w:val="000000100000" w:firstRow="0" w:lastRow="0" w:firstColumn="0" w:lastColumn="0" w:oddVBand="0" w:evenVBand="0" w:oddHBand="1" w:evenHBand="0" w:firstRowFirstColumn="0" w:firstRowLastColumn="0" w:lastRowFirstColumn="0" w:lastRowLastColumn="0"/>
             </w:pPr>
             <w:r>
-              <w:t>Improvement suggested from client: User logged in can be shown ‘Logged in as “…” (</w:t>
-            </w:r>
-            <w:r>
-              <w:t>With</w:t>
-            </w:r>
-            <w:r>
-              <w:t xml:space="preserve"> their name provided as username) on the header</w:t>
-            </w:r>
-            <w:r>
-              <w:t>. Also adjust size and shape of logo on the PayPal cart page</w:t>
+              <w:t xml:space="preserve">Extra feature: </w:t>
+            </w:r>
+            <w:r>
+              <w:t xml:space="preserve">  Commercial customer can select a preferred collection and delivery date (via calendar) </w:t>
             </w:r>
           </w:p>
         </w:tc>
@@ -882,43 +954,6 @@
           <w:p>
             <w:pPr>
               <w:cnfStyle w:val="000000000000" w:firstRow="0" w:lastRow="0" w:firstColumn="0" w:lastColumn="0" w:oddVBand="0" w:evenVBand="0" w:oddHBand="0" w:evenHBand="0" w:firstRowFirstColumn="0" w:firstRowLastColumn="0" w:lastRowFirstColumn="0" w:lastRowLastColumn="0"/>
-            </w:pPr>
-            <w:r>
-              <w:t xml:space="preserve">Extra feature: </w:t>
-            </w:r>
-            <w:r>
-              <w:t xml:space="preserve">  Commercial customer can select a preferred collection and delivery date (via calendar) </w:t>
-            </w:r>
-          </w:p>
-        </w:tc>
-      </w:tr>
-      <w:tr>
-        <w:trPr>
-          <w:cnfStyle w:val="000000100000" w:firstRow="0" w:lastRow="0" w:firstColumn="0" w:lastColumn="0" w:oddVBand="0" w:evenVBand="0" w:oddHBand="1" w:evenHBand="0" w:firstRowFirstColumn="0" w:firstRowLastColumn="0" w:lastRowFirstColumn="0" w:lastRowLastColumn="0"/>
-        </w:trPr>
-        <w:tc>
-          <w:tcPr>
-            <w:cnfStyle w:val="001000000000" w:firstRow="0" w:lastRow="0" w:firstColumn="1" w:lastColumn="0" w:oddVBand="0" w:evenVBand="0" w:oddHBand="0" w:evenHBand="0" w:firstRowFirstColumn="0" w:firstRowLastColumn="0" w:lastRowFirstColumn="0" w:lastRowLastColumn="0"/>
-            <w:tcW w:w="817" w:type="dxa"/>
-          </w:tcPr>
-          <w:p>
-            <w:pPr>
-              <w:pStyle w:val="ListParagraph"/>
-              <w:numPr>
-                <w:ilvl w:val="0"/>
-                <w:numId w:val="2"/>
-              </w:numPr>
-              <w:jc w:val="center"/>
-            </w:pPr>
-          </w:p>
-        </w:tc>
-        <w:tc>
-          <w:tcPr>
-            <w:tcW w:w="8363" w:type="dxa"/>
-          </w:tcPr>
-          <w:p>
-            <w:pPr>
-              <w:cnfStyle w:val="000000100000" w:firstRow="0" w:lastRow="0" w:firstColumn="0" w:lastColumn="0" w:oddVBand="0" w:evenVBand="0" w:oddHBand="1" w:evenHBand="0" w:firstRowFirstColumn="0" w:firstRowLastColumn="0" w:lastRowFirstColumn="0" w:lastRowLastColumn="0"/>
             </w:pPr>
             <w:r>
               <w:t>Extra feature:  Commercial customer can select a preferred collection and delivery  time (between morning 09.00-12.00, afternoon 12.00-15.00 and early evening 15.00-18.00)</w:t>
@@ -1002,7 +1037,6 @@
               <w:jc w:val="center"/>
             </w:pPr>
             <w:r>
-              <w:lastRenderedPageBreak/>
               <w:t>1</w:t>
             </w:r>
           </w:p>
@@ -1016,31 +1050,17 @@
               <w:cnfStyle w:val="000000100000" w:firstRow="0" w:lastRow="0" w:firstColumn="0" w:lastColumn="0" w:oddVBand="0" w:evenVBand="0" w:oddHBand="1" w:evenHBand="0" w:firstRowFirstColumn="0" w:firstRowLastColumn="0" w:lastRowFirstColumn="0" w:lastRowLastColumn="0"/>
             </w:pPr>
             <w:r>
-              <w:t>Complete</w:t>
-            </w:r>
-            <w:r>
-              <w:t xml:space="preserve"> final draft</w:t>
-            </w:r>
-            <w:r>
-              <w:t xml:space="preserve"> report</w:t>
-            </w:r>
-            <w:r>
-              <w:t xml:space="preserve"> </w:t>
-            </w:r>
-            <w:r>
-              <w:t>by 18</w:t>
-            </w:r>
-            <w:r>
-              <w:rPr>
-                <w:vertAlign w:val="superscript"/>
-              </w:rPr>
-              <w:t>th</w:t>
-            </w:r>
-            <w:r>
-              <w:t xml:space="preserve"> April 2014</w:t>
-            </w:r>
-            <w:r>
-              <w:t xml:space="preserve"> for Supervisor</w:t>
+              <w:t xml:space="preserve">Completed admin functionality to allow admin to register new staff so </w:t>
+            </w:r>
+            <w:r>
+              <w:t>they</w:t>
+            </w:r>
+            <w:r>
+              <w:t xml:space="preserve"> have </w:t>
+            </w:r>
+            <w:r>
+              <w:lastRenderedPageBreak/>
+              <w:t>their own account</w:t>
             </w:r>
           </w:p>
         </w:tc>
@@ -1059,6 +1079,7 @@
               <w:jc w:val="center"/>
             </w:pPr>
             <w:r>
+              <w:lastRenderedPageBreak/>
               <w:t>2</w:t>
             </w:r>
           </w:p>
@@ -1072,13 +1093,36 @@
               <w:cnfStyle w:val="000000000000" w:firstRow="0" w:lastRow="0" w:firstColumn="0" w:lastColumn="0" w:oddVBand="0" w:evenVBand="0" w:oddHBand="0" w:evenHBand="0" w:firstRowFirstColumn="0" w:firstRowLastColumn="0" w:lastRowFirstColumn="0" w:lastRowLastColumn="0"/>
             </w:pPr>
             <w:r>
-              <w:t xml:space="preserve">Completed admin functionality to allow admin to register new staff so </w:t>
-            </w:r>
-            <w:r>
-              <w:t>they</w:t>
-            </w:r>
-            <w:r>
-              <w:t xml:space="preserve"> have their own account</w:t>
+              <w:t xml:space="preserve">On </w:t>
+            </w:r>
+            <w:r>
+              <w:t xml:space="preserve">Admin </w:t>
+            </w:r>
+            <w:r>
+              <w:t>Panel</w:t>
+            </w:r>
+            <w:r>
+              <w:t xml:space="preserve">, in the ‘Add Service’ option. I have </w:t>
+            </w:r>
+            <w:r>
+              <w:t>changed</w:t>
+            </w:r>
+            <w:r>
+              <w:t xml:space="preserve"> price entry </w:t>
+            </w:r>
+            <w:r>
+              <w:t xml:space="preserve">to </w:t>
+            </w:r>
+            <w:r>
+              <w:t>a type double entry only.</w:t>
+            </w:r>
+          </w:p>
+          <w:p>
+            <w:pPr>
+              <w:cnfStyle w:val="000000000000" w:firstRow="0" w:lastRow="0" w:firstColumn="0" w:lastColumn="0" w:oddVBand="0" w:evenVBand="0" w:oddHBand="0" w:evenHBand="0" w:firstRowFirstColumn="0" w:firstRowLastColumn="0" w:lastRowFirstColumn="0" w:lastRowLastColumn="0"/>
+            </w:pPr>
+            <w:r>
+              <w:t>I have also added the option to go back to Admin Panel after the admin has successfully added the service item “Add Service Success Page”</w:t>
             </w:r>
           </w:p>
         </w:tc>
@@ -1111,36 +1155,7 @@
               <w:cnfStyle w:val="000000100000" w:firstRow="0" w:lastRow="0" w:firstColumn="0" w:lastColumn="0" w:oddVBand="0" w:evenVBand="0" w:oddHBand="1" w:evenHBand="0" w:firstRowFirstColumn="0" w:firstRowLastColumn="0" w:lastRowFirstColumn="0" w:lastRowLastColumn="0"/>
             </w:pPr>
             <w:r>
-              <w:t xml:space="preserve">On </w:t>
-            </w:r>
-            <w:r>
-              <w:t xml:space="preserve">Admin </w:t>
-            </w:r>
-            <w:r>
-              <w:t>Panel</w:t>
-            </w:r>
-            <w:r>
-              <w:t xml:space="preserve">, in the ‘Add Service’ option. I have </w:t>
-            </w:r>
-            <w:r>
-              <w:t>changed</w:t>
-            </w:r>
-            <w:r>
-              <w:t xml:space="preserve"> price entry </w:t>
-            </w:r>
-            <w:r>
-              <w:t xml:space="preserve">to </w:t>
-            </w:r>
-            <w:r>
-              <w:t>a type double entry only.</w:t>
-            </w:r>
-          </w:p>
-          <w:p>
-            <w:pPr>
-              <w:cnfStyle w:val="000000100000" w:firstRow="0" w:lastRow="0" w:firstColumn="0" w:lastColumn="0" w:oddVBand="0" w:evenVBand="0" w:oddHBand="1" w:evenHBand="0" w:firstRowFirstColumn="0" w:firstRowLastColumn="0" w:lastRowFirstColumn="0" w:lastRowLastColumn="0"/>
-            </w:pPr>
-            <w:r>
-              <w:t>I have also added the option to go back to Admin Panel after the admin has successfully added the service item “Add Service Success Page”</w:t>
+              <w:t>Added detail information about services and improved the design layout on all webpages</w:t>
             </w:r>
           </w:p>
         </w:tc>
@@ -1172,7 +1187,13 @@
               <w:cnfStyle w:val="000000000000" w:firstRow="0" w:lastRow="0" w:firstColumn="0" w:lastColumn="0" w:oddVBand="0" w:evenVBand="0" w:oddHBand="0" w:evenHBand="0" w:firstRowFirstColumn="0" w:firstRowLastColumn="0" w:lastRowFirstColumn="0" w:lastRowLastColumn="0"/>
             </w:pPr>
             <w:r>
-              <w:t>Added detail information about services and improved the design layout on all webpages</w:t>
+              <w:t xml:space="preserve">Admin, business or commercial businesses can be notified with their name provided as username on the right side of the header ‘Logged in as “…”’. I </w:t>
+            </w:r>
+            <w:r>
+              <w:t>adjusted</w:t>
+            </w:r>
+            <w:r>
+              <w:t xml:space="preserve"> the size of the logo so it is clearly viewable on the PayPal cart page.</w:t>
             </w:r>
           </w:p>
         </w:tc>
@@ -1205,13 +1226,10 @@
               <w:cnfStyle w:val="000000100000" w:firstRow="0" w:lastRow="0" w:firstColumn="0" w:lastColumn="0" w:oddVBand="0" w:evenVBand="0" w:oddHBand="1" w:evenHBand="0" w:firstRowFirstColumn="0" w:firstRowLastColumn="0" w:lastRowFirstColumn="0" w:lastRowLastColumn="0"/>
             </w:pPr>
             <w:r>
-              <w:t xml:space="preserve">Admin, business or commercial businesses can be notified with their name provided as username on the right side of the header ‘Logged in as “…”’. I </w:t>
-            </w:r>
-            <w:r>
-              <w:t>adjusted</w:t>
-            </w:r>
-            <w:r>
-              <w:t xml:space="preserve"> the size of the logo so it is clearly viewable on the PayPal cart page.</w:t>
+              <w:t>Included extra feature: Commercials customers can select their preferred collection and delivery date (through a calendar selection date)</w:t>
+            </w:r>
+            <w:r>
+              <w:t xml:space="preserve"> on the Customer Panel after the customer has logged in</w:t>
             </w:r>
           </w:p>
         </w:tc>
@@ -1232,6 +1250,9 @@
             <w:r>
               <w:t>6</w:t>
             </w:r>
+            <w:r>
+              <w:t xml:space="preserve"> </w:t>
+            </w:r>
           </w:p>
         </w:tc>
         <w:tc>
@@ -1243,10 +1264,16 @@
               <w:cnfStyle w:val="000000000000" w:firstRow="0" w:lastRow="0" w:firstColumn="0" w:lastColumn="0" w:oddVBand="0" w:evenVBand="0" w:oddHBand="0" w:evenHBand="0" w:firstRowFirstColumn="0" w:firstRowLastColumn="0" w:lastRowFirstColumn="0" w:lastRowLastColumn="0"/>
             </w:pPr>
             <w:r>
-              <w:t>Included extra feature: Commercials customers can select their preferred collection and delivery date (through a calendar selection date)</w:t>
+              <w:t>Included another extra feature: Commercial customers can select their preferred collection and delivery time through a radio button for selection</w:t>
             </w:r>
             <w:r>
               <w:t xml:space="preserve"> on the Customer Panel after the customer has logged in</w:t>
+            </w:r>
+            <w:r>
+              <w:t>. (between morning 09.00-12.00, afternoon 12.00-15.00 and early evening 15.00-18.00)</w:t>
+            </w:r>
+            <w:r>
+              <w:t xml:space="preserve"> </w:t>
             </w:r>
           </w:p>
         </w:tc>
@@ -1268,9 +1295,6 @@
             <w:r>
               <w:t>7</w:t>
             </w:r>
-            <w:r>
-              <w:t xml:space="preserve"> </w:t>
-            </w:r>
           </w:p>
         </w:tc>
         <w:tc>
@@ -1282,47 +1306,6 @@
               <w:cnfStyle w:val="000000100000" w:firstRow="0" w:lastRow="0" w:firstColumn="0" w:lastColumn="0" w:oddVBand="0" w:evenVBand="0" w:oddHBand="1" w:evenHBand="0" w:firstRowFirstColumn="0" w:firstRowLastColumn="0" w:lastRowFirstColumn="0" w:lastRowLastColumn="0"/>
             </w:pPr>
             <w:r>
-              <w:t>Included another extra feature: Commercial customers can select their preferred collection and delivery time through a radio button for selection</w:t>
-            </w:r>
-            <w:r>
-              <w:t xml:space="preserve"> on the Customer Panel after the customer has logged in</w:t>
-            </w:r>
-            <w:r>
-              <w:t>. (between morning 09.00-12.00, afternoon 12.00-15.00 and early evening 15.00-18.00)</w:t>
-            </w:r>
-            <w:r>
-              <w:t xml:space="preserve"> </w:t>
-            </w:r>
-          </w:p>
-        </w:tc>
-      </w:tr>
-      <w:tr>
-        <w:trPr>
-          <w:trHeight w:val="290"/>
-        </w:trPr>
-        <w:tc>
-          <w:tcPr>
-            <w:cnfStyle w:val="001000000000" w:firstRow="0" w:lastRow="0" w:firstColumn="1" w:lastColumn="0" w:oddVBand="0" w:evenVBand="0" w:oddHBand="0" w:evenHBand="0" w:firstRowFirstColumn="0" w:firstRowLastColumn="0" w:lastRowFirstColumn="0" w:lastRowLastColumn="0"/>
-            <w:tcW w:w="1392" w:type="dxa"/>
-          </w:tcPr>
-          <w:p>
-            <w:pPr>
-              <w:jc w:val="center"/>
-            </w:pPr>
-            <w:r>
-              <w:t>8</w:t>
-            </w:r>
-          </w:p>
-        </w:tc>
-        <w:tc>
-          <w:tcPr>
-            <w:tcW w:w="7788" w:type="dxa"/>
-          </w:tcPr>
-          <w:p>
-            <w:pPr>
-              <w:cnfStyle w:val="000000000000" w:firstRow="0" w:lastRow="0" w:firstColumn="0" w:lastColumn="0" w:oddVBand="0" w:evenVBand="0" w:oddHBand="0" w:evenHBand="0" w:firstRowFirstColumn="0" w:firstRowLastColumn="0" w:lastRowFirstColumn="0" w:lastRowLastColumn="0"/>
-            </w:pPr>
-            <w:r>
               <w:t xml:space="preserve">Included in </w:t>
             </w:r>
             <w:r>
@@ -1331,8 +1314,6 @@
             <w:r>
               <w:t>Business C</w:t>
             </w:r>
-            <w:bookmarkStart w:id="0" w:name="_GoBack"/>
-            <w:bookmarkEnd w:id="0"/>
             <w:r>
               <w:t>ustomer, they can only enter their</w:t>
             </w:r>
@@ -1373,11 +1354,19 @@
           <w:b/>
         </w:rPr>
       </w:pPr>
+      <w:proofErr w:type="spellStart"/>
       <w:r>
         <w:rPr>
           <w:b/>
         </w:rPr>
-        <w:t>Gurvinder Kaur</w:t>
+        <w:t>Gurvinder</w:t>
+      </w:r>
+      <w:proofErr w:type="spellEnd"/>
+      <w:r>
+        <w:rPr>
+          <w:b/>
+        </w:rPr>
+        <w:t xml:space="preserve"> Kaur</w:t>
       </w:r>
       <w:r>
         <w:rPr>
@@ -1414,8 +1403,43 @@
           <w:b/>
         </w:rPr>
         <w:tab/>
-        <w:t>Tika Lal Bomjan</w:t>
       </w:r>
+      <w:proofErr w:type="spellStart"/>
+      <w:r>
+        <w:rPr>
+          <w:b/>
+        </w:rPr>
+        <w:t>Tika</w:t>
+      </w:r>
+      <w:proofErr w:type="spellEnd"/>
+      <w:r>
+        <w:rPr>
+          <w:b/>
+        </w:rPr>
+        <w:t xml:space="preserve"> </w:t>
+      </w:r>
+      <w:proofErr w:type="spellStart"/>
+      <w:r>
+        <w:rPr>
+          <w:b/>
+        </w:rPr>
+        <w:t>Lal</w:t>
+      </w:r>
+      <w:proofErr w:type="spellEnd"/>
+      <w:r>
+        <w:rPr>
+          <w:b/>
+        </w:rPr>
+        <w:t xml:space="preserve"> </w:t>
+      </w:r>
+      <w:proofErr w:type="spellStart"/>
+      <w:r>
+        <w:rPr>
+          <w:b/>
+        </w:rPr>
+        <w:t>Bomjan</w:t>
+      </w:r>
+      <w:proofErr w:type="spellEnd"/>
     </w:p>
     <w:p>
       <w:pPr>
@@ -1493,6 +1517,7 @@
     <w:p/>
     <w:sectPr>
       <w:headerReference w:type="default" r:id="rId9"/>
+      <w:footerReference w:type="default" r:id="rId10"/>
       <w:pgSz w:w="11906" w:h="16838"/>
       <w:pgMar w:top="1440" w:right="1440" w:bottom="1440" w:left="1440" w:header="708" w:footer="708" w:gutter="0"/>
       <w:pgBorders w:offsetFrom="page">
@@ -1531,6 +1556,59 @@
     </w:p>
   </w:endnote>
 </w:endnotes>
+</file>
+
+<file path=word/footer1.xml><?xml version="1.0" encoding="utf-8"?>
+<w:ftr xmlns:wpc="http://schemas.microsoft.com/office/word/2010/wordprocessingCanvas" xmlns:mc="http://schemas.openxmlformats.org/markup-compatibility/2006" xmlns:o="urn:schemas-microsoft-com:office:office" xmlns:r="http://schemas.openxmlformats.org/officeDocument/2006/relationships" xmlns:m="http://schemas.openxmlformats.org/officeDocument/2006/math" xmlns:v="urn:schemas-microsoft-com:vml" xmlns:wp14="http://schemas.microsoft.com/office/word/2010/wordprocessingDrawing" xmlns:wp="http://schemas.openxmlformats.org/drawingml/2006/wordprocessingDrawing" xmlns:w10="urn:schemas-microsoft-com:office:word" xmlns:w="http://schemas.openxmlformats.org/wordprocessingml/2006/main" xmlns:w14="http://schemas.microsoft.com/office/word/2010/wordml" xmlns:wpg="http://schemas.microsoft.com/office/word/2010/wordprocessingGroup" xmlns:wpi="http://schemas.microsoft.com/office/word/2010/wordprocessingInk" xmlns:wne="http://schemas.microsoft.com/office/word/2006/wordml" xmlns:wps="http://schemas.microsoft.com/office/word/2010/wordprocessingShape" mc:Ignorable="w14 wp14">
+  <w:sdt>
+    <w:sdtPr>
+      <w:id w:val="1764415862"/>
+      <w:docPartObj>
+        <w:docPartGallery w:val="Page Numbers (Bottom of Page)"/>
+        <w:docPartUnique/>
+      </w:docPartObj>
+    </w:sdtPr>
+    <w:sdtEndPr>
+      <w:rPr>
+        <w:noProof/>
+      </w:rPr>
+    </w:sdtEndPr>
+    <w:sdtContent>
+      <w:p>
+        <w:pPr>
+          <w:pStyle w:val="Footer"/>
+          <w:jc w:val="right"/>
+        </w:pPr>
+        <w:r>
+          <w:fldChar w:fldCharType="begin"/>
+        </w:r>
+        <w:r>
+          <w:instrText xml:space="preserve"> PAGE   \* MERGEFORMAT </w:instrText>
+        </w:r>
+        <w:r>
+          <w:fldChar w:fldCharType="separate"/>
+        </w:r>
+        <w:r>
+          <w:rPr>
+            <w:noProof/>
+          </w:rPr>
+          <w:t>2</w:t>
+        </w:r>
+        <w:r>
+          <w:rPr>
+            <w:noProof/>
+          </w:rPr>
+          <w:fldChar w:fldCharType="end"/>
+        </w:r>
+      </w:p>
+    </w:sdtContent>
+  </w:sdt>
+  <w:p>
+    <w:pPr>
+      <w:pStyle w:val="Footer"/>
+    </w:pPr>
+  </w:p>
+</w:ftr>
 </file>
 
 <file path=word/footnotes.xml><?xml version="1.0" encoding="utf-8"?>

--- a/Documents/Meeting Minutes with Hobbs Client/04-10-2014 Hobbs Client Meeting - 6.docx
+++ b/Documents/Meeting Minutes with Hobbs Client/04-10-2014 Hobbs Client Meeting - 6.docx
@@ -31,15 +31,13 @@
                 <w:color w:val="auto"/>
               </w:rPr>
             </w:pPr>
-            <w:bookmarkStart w:id="0" w:name="_GoBack"/>
-            <w:bookmarkEnd w:id="0"/>
             <w:r>
               <w:rPr>
                 <w:noProof/>
                 <w:color w:val="auto"/>
               </w:rPr>
               <w:drawing>
-                <wp:anchor distT="0" distB="0" distL="114300" distR="114300" simplePos="0" relativeHeight="251658240" behindDoc="1" locked="0" layoutInCell="1" allowOverlap="1" wp14:anchorId="6B654171" wp14:editId="268C7BB2">
+                <wp:anchor distT="0" distB="0" distL="114300" distR="114300" simplePos="0" relativeHeight="251659264" behindDoc="1" locked="0" layoutInCell="1" allowOverlap="1" wp14:anchorId="53BB1452" wp14:editId="4B07606F">
                   <wp:simplePos x="0" y="0"/>
                   <wp:positionH relativeFrom="column">
                     <wp:posOffset>4123055</wp:posOffset>
@@ -105,7 +103,7 @@
                 <w:color w:val="auto"/>
               </w:rPr>
               <w:drawing>
-                <wp:anchor distT="0" distB="0" distL="114300" distR="114300" simplePos="0" relativeHeight="251660288" behindDoc="1" locked="0" layoutInCell="1" allowOverlap="1" wp14:anchorId="76722803" wp14:editId="1475FED1">
+                <wp:anchor distT="0" distB="0" distL="114300" distR="114300" simplePos="0" relativeHeight="251660288" behindDoc="1" locked="0" layoutInCell="1" allowOverlap="1" wp14:anchorId="750B6993" wp14:editId="51DE11C8">
                   <wp:simplePos x="0" y="0"/>
                   <wp:positionH relativeFrom="column">
                     <wp:posOffset>4123055</wp:posOffset>
@@ -163,14 +161,7 @@
                 <w:noProof/>
                 <w:color w:val="auto"/>
               </w:rPr>
-              <w:t xml:space="preserve"> Cleaners </w:t>
-            </w:r>
-            <w:r>
-              <w:rPr>
-                <w:noProof/>
-                <w:color w:val="auto"/>
-              </w:rPr>
-              <w:t>&amp; Launderette Meeting Minutes #6</w:t>
+              <w:t xml:space="preserve"> Cleaners &amp; Launderette Meeting Minutes #6</w:t>
             </w:r>
           </w:p>
           <w:p>
@@ -189,11 +180,6 @@
                 <w:color w:val="auto"/>
               </w:rPr>
               <w:tab/>
-            </w:r>
-            <w:r>
-              <w:rPr>
-                <w:color w:val="auto"/>
-              </w:rPr>
               <w:t>Location: Hobbs Launderette</w:t>
             </w:r>
             <w:r>
@@ -219,18 +205,7 @@
                 <w:color w:val="auto"/>
               </w:rPr>
               <w:tab/>
-            </w:r>
-            <w:r>
-              <w:rPr>
-                <w:color w:val="auto"/>
-              </w:rPr>
-              <w:t xml:space="preserve">April </w:t>
-            </w:r>
-            <w:r>
-              <w:rPr>
-                <w:color w:val="auto"/>
-              </w:rPr>
-              <w:t>10</w:t>
+              <w:t>April 10</w:t>
             </w:r>
             <w:r>
               <w:rPr>
@@ -352,16 +327,7 @@
                 <w:color w:val="auto"/>
                 <w:sz w:val="24"/>
               </w:rPr>
-              <w:t xml:space="preserve"> and</w:t>
-            </w:r>
-            <w:r>
-              <w:rPr>
-                <w:rFonts w:asciiTheme="minorHAnsi" w:hAnsiTheme="minorHAnsi"/>
-                <w:b w:val="0"/>
-                <w:color w:val="auto"/>
-                <w:sz w:val="24"/>
-              </w:rPr>
-              <w:t xml:space="preserve"> </w:t>
+              <w:t xml:space="preserve"> and </w:t>
             </w:r>
             <w:proofErr w:type="spellStart"/>
             <w:r>
@@ -530,16 +496,7 @@
               <w:cnfStyle w:val="000000100000" w:firstRow="0" w:lastRow="0" w:firstColumn="0" w:lastColumn="0" w:oddVBand="0" w:evenVBand="0" w:oddHBand="1" w:evenHBand="0" w:firstRowFirstColumn="0" w:firstRowLastColumn="0" w:lastRowFirstColumn="0" w:lastRowLastColumn="0"/>
             </w:pPr>
             <w:r>
-              <w:t>Security feature</w:t>
-            </w:r>
-            <w:r>
-              <w:t xml:space="preserve"> added</w:t>
-            </w:r>
-            <w:r>
-              <w:t xml:space="preserve">: </w:t>
-            </w:r>
-            <w:r>
-              <w:t>Showed functionality of Order page only being allowed to access if a user is logged in.</w:t>
+              <w:t>Security feature added: Showed functionality of Order page only being allowed to access if a user is logged in.</w:t>
             </w:r>
           </w:p>
         </w:tc>
@@ -576,25 +533,7 @@
               <w:rPr>
                 <w:color w:val="auto"/>
               </w:rPr>
-              <w:t>Security feature</w:t>
-            </w:r>
-            <w:r>
-              <w:rPr>
-                <w:color w:val="auto"/>
-              </w:rPr>
-              <w:t xml:space="preserve"> added</w:t>
-            </w:r>
-            <w:r>
-              <w:rPr>
-                <w:color w:val="auto"/>
-              </w:rPr>
-              <w:t xml:space="preserve">: </w:t>
-            </w:r>
-            <w:r>
-              <w:rPr>
-                <w:color w:val="auto"/>
-              </w:rPr>
-              <w:t>Showed functionality of blocked access for blank username, passwords (only accepts entries from MySQL database)</w:t>
+              <w:t>Security feature added: Showed functionality of blocked access for blank username, passwords (only accepts entries from MySQL database)</w:t>
             </w:r>
           </w:p>
         </w:tc>
@@ -649,19 +588,13 @@
               <w:t xml:space="preserve">et </w:t>
             </w:r>
             <w:r>
-              <w:t xml:space="preserve"> input </w:t>
-            </w:r>
-            <w:r>
-              <w:t>fields to required (not null) on</w:t>
+              <w:t xml:space="preserve"> input fields to required (not null) on</w:t>
             </w:r>
             <w:r>
               <w:t xml:space="preserve"> all input</w:t>
             </w:r>
             <w:r>
-              <w:t>s i</w:t>
-            </w:r>
-            <w:r>
-              <w:t>n all</w:t>
+              <w:t>s in all</w:t>
             </w:r>
             <w:r>
               <w:t xml:space="preserve"> </w:t>
@@ -747,10 +680,7 @@
               <w:cnfStyle w:val="000000100000" w:firstRow="0" w:lastRow="0" w:firstColumn="0" w:lastColumn="0" w:oddVBand="0" w:evenVBand="0" w:oddHBand="1" w:evenHBand="0" w:firstRowFirstColumn="0" w:firstRowLastColumn="0" w:lastRowFirstColumn="0" w:lastRowLastColumn="0"/>
             </w:pPr>
             <w:r>
-              <w:t>Requirement pending: A</w:t>
-            </w:r>
-            <w:r>
-              <w:t>dmin adds a new staff or admin account</w:t>
+              <w:t>Requirement pending: Admin adds a new staff or admin account</w:t>
             </w:r>
           </w:p>
         </w:tc>
@@ -781,10 +711,7 @@
               <w:cnfStyle w:val="000000000000" w:firstRow="0" w:lastRow="0" w:firstColumn="0" w:lastColumn="0" w:oddVBand="0" w:evenVBand="0" w:oddHBand="0" w:evenHBand="0" w:firstRowFirstColumn="0" w:firstRowLastColumn="0" w:lastRowFirstColumn="0" w:lastRowLastColumn="0"/>
             </w:pPr>
             <w:r>
-              <w:t>Tested all the webpages</w:t>
-            </w:r>
-            <w:r>
-              <w:t>, made sure the header included the navigation bar on all webpages. The navigation bar was linked to all the webpages.</w:t>
+              <w:t>Tested all the webpages, made sure the header included the navigation bar on all webpages. The navigation bar was linked to all the webpages.</w:t>
             </w:r>
           </w:p>
           <w:p>
@@ -800,10 +727,7 @@
               <w:cnfStyle w:val="000000000000" w:firstRow="0" w:lastRow="0" w:firstColumn="0" w:lastColumn="0" w:oddVBand="0" w:evenVBand="0" w:oddHBand="0" w:evenHBand="0" w:firstRowFirstColumn="0" w:firstRowLastColumn="0" w:lastRowFirstColumn="0" w:lastRowLastColumn="0"/>
             </w:pPr>
             <w:r>
-              <w:t>Change price entry to any number input and not only whole numbers in Admin Panel (edit service price)</w:t>
-            </w:r>
-            <w:r>
-              <w:t xml:space="preserve">. </w:t>
+              <w:t xml:space="preserve">Change price entry to any number input and not only whole numbers in Admin Panel (edit service price). </w:t>
             </w:r>
           </w:p>
           <w:p>
@@ -845,10 +769,7 @@
               <w:cnfStyle w:val="000000100000" w:firstRow="0" w:lastRow="0" w:firstColumn="0" w:lastColumn="0" w:oddVBand="0" w:evenVBand="0" w:oddHBand="1" w:evenHBand="0" w:firstRowFirstColumn="0" w:firstRowLastColumn="0" w:lastRowFirstColumn="0" w:lastRowLastColumn="0"/>
             </w:pPr>
             <w:r>
-              <w:t>Feedback from client: Improve information content and design layout</w:t>
-            </w:r>
-            <w:r>
-              <w:t xml:space="preserve"> on all webpages</w:t>
+              <w:t>Feedback from client: Improve information content and design layout on all webpages</w:t>
             </w:r>
           </w:p>
         </w:tc>
@@ -879,16 +800,7 @@
               <w:cnfStyle w:val="000000000000" w:firstRow="0" w:lastRow="0" w:firstColumn="0" w:lastColumn="0" w:oddVBand="0" w:evenVBand="0" w:oddHBand="0" w:evenHBand="0" w:firstRowFirstColumn="0" w:firstRowLastColumn="0" w:lastRowFirstColumn="0" w:lastRowLastColumn="0"/>
             </w:pPr>
             <w:r>
-              <w:t>Improvement suggested from client: User logged in can be shown ‘Logged in as “…” (</w:t>
-            </w:r>
-            <w:r>
-              <w:t>With</w:t>
-            </w:r>
-            <w:r>
-              <w:t xml:space="preserve"> their name provided as username) on the header</w:t>
-            </w:r>
-            <w:r>
-              <w:t>. Also adjust size and shape of logo on the PayPal cart page</w:t>
+              <w:t>Advice from client: Too many similar service images, to take out the images displayed on the Price List page and only place service images on Order page because it follows on to payment (images look more appropriate when purchasing a service order)</w:t>
             </w:r>
           </w:p>
         </w:tc>
@@ -922,10 +834,7 @@
               <w:cnfStyle w:val="000000100000" w:firstRow="0" w:lastRow="0" w:firstColumn="0" w:lastColumn="0" w:oddVBand="0" w:evenVBand="0" w:oddHBand="1" w:evenHBand="0" w:firstRowFirstColumn="0" w:firstRowLastColumn="0" w:lastRowFirstColumn="0" w:lastRowLastColumn="0"/>
             </w:pPr>
             <w:r>
-              <w:t xml:space="preserve">Extra feature: </w:t>
-            </w:r>
-            <w:r>
-              <w:t xml:space="preserve">  Commercial customer can select a preferred collection and delivery date (via calendar) </w:t>
+              <w:t>Improvement suggested from client: User logged in can be shown ‘Logged in as “…” (With their name provided as username) on the header. Also adjust size and shape of logo on the PayPal cart page</w:t>
             </w:r>
           </w:p>
         </w:tc>
@@ -954,6 +863,40 @@
           <w:p>
             <w:pPr>
               <w:cnfStyle w:val="000000000000" w:firstRow="0" w:lastRow="0" w:firstColumn="0" w:lastColumn="0" w:oddVBand="0" w:evenVBand="0" w:oddHBand="0" w:evenHBand="0" w:firstRowFirstColumn="0" w:firstRowLastColumn="0" w:lastRowFirstColumn="0" w:lastRowLastColumn="0"/>
+            </w:pPr>
+            <w:r>
+              <w:t xml:space="preserve">Extra feature:   Commercial customer can select a preferred collection and delivery date (via calendar) </w:t>
+            </w:r>
+          </w:p>
+        </w:tc>
+      </w:tr>
+      <w:tr>
+        <w:trPr>
+          <w:cnfStyle w:val="000000100000" w:firstRow="0" w:lastRow="0" w:firstColumn="0" w:lastColumn="0" w:oddVBand="0" w:evenVBand="0" w:oddHBand="1" w:evenHBand="0" w:firstRowFirstColumn="0" w:firstRowLastColumn="0" w:lastRowFirstColumn="0" w:lastRowLastColumn="0"/>
+        </w:trPr>
+        <w:tc>
+          <w:tcPr>
+            <w:cnfStyle w:val="001000000000" w:firstRow="0" w:lastRow="0" w:firstColumn="1" w:lastColumn="0" w:oddVBand="0" w:evenVBand="0" w:oddHBand="0" w:evenHBand="0" w:firstRowFirstColumn="0" w:firstRowLastColumn="0" w:lastRowFirstColumn="0" w:lastRowLastColumn="0"/>
+            <w:tcW w:w="817" w:type="dxa"/>
+          </w:tcPr>
+          <w:p>
+            <w:pPr>
+              <w:pStyle w:val="ListParagraph"/>
+              <w:numPr>
+                <w:ilvl w:val="0"/>
+                <w:numId w:val="2"/>
+              </w:numPr>
+              <w:jc w:val="center"/>
+            </w:pPr>
+          </w:p>
+        </w:tc>
+        <w:tc>
+          <w:tcPr>
+            <w:tcW w:w="8363" w:type="dxa"/>
+          </w:tcPr>
+          <w:p>
+            <w:pPr>
+              <w:cnfStyle w:val="000000100000" w:firstRow="0" w:lastRow="0" w:firstColumn="0" w:lastColumn="0" w:oddVBand="0" w:evenVBand="0" w:oddHBand="1" w:evenHBand="0" w:firstRowFirstColumn="0" w:firstRowLastColumn="0" w:lastRowFirstColumn="0" w:lastRowLastColumn="0"/>
             </w:pPr>
             <w:r>
               <w:t>Extra feature:  Commercial customer can select a preferred collection and delivery  time (between morning 09.00-12.00, afternoon 12.00-15.00 and early evening 15.00-18.00)</w:t>
@@ -996,6 +939,7 @@
               <w:rPr>
                 <w:color w:val="auto"/>
               </w:rPr>
+              <w:lastRenderedPageBreak/>
               <w:t>Action No.</w:t>
             </w:r>
           </w:p>
@@ -1050,17 +994,7 @@
               <w:cnfStyle w:val="000000100000" w:firstRow="0" w:lastRow="0" w:firstColumn="0" w:lastColumn="0" w:oddVBand="0" w:evenVBand="0" w:oddHBand="1" w:evenHBand="0" w:firstRowFirstColumn="0" w:firstRowLastColumn="0" w:lastRowFirstColumn="0" w:lastRowLastColumn="0"/>
             </w:pPr>
             <w:r>
-              <w:t xml:space="preserve">Completed admin functionality to allow admin to register new staff so </w:t>
-            </w:r>
-            <w:r>
-              <w:t>they</w:t>
-            </w:r>
-            <w:r>
-              <w:t xml:space="preserve"> have </w:t>
-            </w:r>
-            <w:r>
-              <w:lastRenderedPageBreak/>
-              <w:t>their own account</w:t>
+              <w:t>Completed admin functionality to allow admin to register new staff so they have their own account</w:t>
             </w:r>
           </w:p>
         </w:tc>
@@ -1079,7 +1013,6 @@
               <w:jc w:val="center"/>
             </w:pPr>
             <w:r>
-              <w:lastRenderedPageBreak/>
               <w:t>2</w:t>
             </w:r>
           </w:p>
@@ -1093,16 +1026,10 @@
               <w:cnfStyle w:val="000000000000" w:firstRow="0" w:lastRow="0" w:firstColumn="0" w:lastColumn="0" w:oddVBand="0" w:evenVBand="0" w:oddHBand="0" w:evenHBand="0" w:firstRowFirstColumn="0" w:firstRowLastColumn="0" w:lastRowFirstColumn="0" w:lastRowLastColumn="0"/>
             </w:pPr>
             <w:r>
-              <w:t xml:space="preserve">On </w:t>
-            </w:r>
-            <w:r>
-              <w:t xml:space="preserve">Admin </w:t>
-            </w:r>
-            <w:r>
-              <w:t>Panel</w:t>
-            </w:r>
-            <w:r>
-              <w:t xml:space="preserve">, in the ‘Add Service’ option. I have </w:t>
+              <w:t xml:space="preserve">On Admin </w:t>
+            </w:r>
+            <w:r>
+              <w:t xml:space="preserve">Panel, in the ‘Add Service’ option. I have </w:t>
             </w:r>
             <w:r>
               <w:t>changed</w:t>
@@ -1187,13 +1114,7 @@
               <w:cnfStyle w:val="000000000000" w:firstRow="0" w:lastRow="0" w:firstColumn="0" w:lastColumn="0" w:oddVBand="0" w:evenVBand="0" w:oddHBand="0" w:evenHBand="0" w:firstRowFirstColumn="0" w:firstRowLastColumn="0" w:lastRowFirstColumn="0" w:lastRowLastColumn="0"/>
             </w:pPr>
             <w:r>
-              <w:t xml:space="preserve">Admin, business or commercial businesses can be notified with their name provided as username on the right side of the header ‘Logged in as “…”’. I </w:t>
-            </w:r>
-            <w:r>
-              <w:t>adjusted</w:t>
-            </w:r>
-            <w:r>
-              <w:t xml:space="preserve"> the size of the logo so it is clearly viewable on the PayPal cart page.</w:t>
+              <w:t>Taken out images from Price List page and the images are only displayed on Order page</w:t>
             </w:r>
           </w:p>
         </w:tc>
@@ -1226,10 +1147,7 @@
               <w:cnfStyle w:val="000000100000" w:firstRow="0" w:lastRow="0" w:firstColumn="0" w:lastColumn="0" w:oddVBand="0" w:evenVBand="0" w:oddHBand="1" w:evenHBand="0" w:firstRowFirstColumn="0" w:firstRowLastColumn="0" w:lastRowFirstColumn="0" w:lastRowLastColumn="0"/>
             </w:pPr>
             <w:r>
-              <w:t>Included extra feature: Commercials customers can select their preferred collection and delivery date (through a calendar selection date)</w:t>
-            </w:r>
-            <w:r>
-              <w:t xml:space="preserve"> on the Customer Panel after the customer has logged in</w:t>
+              <w:t>Admin, business or commercial businesses can be notified with their name provided as username on the right side of the header ‘Logged in as “…”’. I adjusted the size of the logo so it is clearly viewable on the PayPal cart page.</w:t>
             </w:r>
           </w:p>
         </w:tc>
@@ -1250,9 +1168,6 @@
             <w:r>
               <w:t>6</w:t>
             </w:r>
-            <w:r>
-              <w:t xml:space="preserve"> </w:t>
-            </w:r>
           </w:p>
         </w:tc>
         <w:tc>
@@ -1264,16 +1179,7 @@
               <w:cnfStyle w:val="000000000000" w:firstRow="0" w:lastRow="0" w:firstColumn="0" w:lastColumn="0" w:oddVBand="0" w:evenVBand="0" w:oddHBand="0" w:evenHBand="0" w:firstRowFirstColumn="0" w:firstRowLastColumn="0" w:lastRowFirstColumn="0" w:lastRowLastColumn="0"/>
             </w:pPr>
             <w:r>
-              <w:t>Included another extra feature: Commercial customers can select their preferred collection and delivery time through a radio button for selection</w:t>
-            </w:r>
-            <w:r>
-              <w:t xml:space="preserve"> on the Customer Panel after the customer has logged in</w:t>
-            </w:r>
-            <w:r>
-              <w:t>. (between morning 09.00-12.00, afternoon 12.00-15.00 and early evening 15.00-18.00)</w:t>
-            </w:r>
-            <w:r>
-              <w:t xml:space="preserve"> </w:t>
+              <w:t>Included extra feature: Commercials customers can select their preferred collection and delivery date (through a calendar selection date) on the Customer Panel after the customer has logged in</w:t>
             </w:r>
           </w:p>
         </w:tc>
@@ -1293,7 +1199,7 @@
               <w:jc w:val="center"/>
             </w:pPr>
             <w:r>
-              <w:t>7</w:t>
+              <w:t xml:space="preserve">7 </w:t>
             </w:r>
           </w:p>
         </w:tc>
@@ -1306,19 +1212,39 @@
               <w:cnfStyle w:val="000000100000" w:firstRow="0" w:lastRow="0" w:firstColumn="0" w:lastColumn="0" w:oddVBand="0" w:evenVBand="0" w:oddHBand="1" w:evenHBand="0" w:firstRowFirstColumn="0" w:firstRowLastColumn="0" w:lastRowFirstColumn="0" w:lastRowLastColumn="0"/>
             </w:pPr>
             <w:r>
-              <w:t xml:space="preserve">Included in </w:t>
-            </w:r>
-            <w:r>
-              <w:t xml:space="preserve">registration for </w:t>
-            </w:r>
-            <w:r>
-              <w:t>Business C</w:t>
-            </w:r>
-            <w:r>
-              <w:t>ustomer, they can only enter their</w:t>
-            </w:r>
-            <w:r>
-              <w:t xml:space="preserve"> collection and delivery address but in Come-In Customer Panel, customers enter their home address only.</w:t>
+              <w:t xml:space="preserve">Included another extra feature: Commercial customers can select their preferred collection and delivery time through a radio button for selection on the Customer Panel after the customer has logged in. (between morning 09.00-12.00, afternoon 12.00-15.00 and early evening 15.00-18.00) </w:t>
+            </w:r>
+          </w:p>
+        </w:tc>
+      </w:tr>
+      <w:tr>
+        <w:trPr>
+          <w:trHeight w:val="290"/>
+        </w:trPr>
+        <w:tc>
+          <w:tcPr>
+            <w:cnfStyle w:val="001000000000" w:firstRow="0" w:lastRow="0" w:firstColumn="1" w:lastColumn="0" w:oddVBand="0" w:evenVBand="0" w:oddHBand="0" w:evenHBand="0" w:firstRowFirstColumn="0" w:firstRowLastColumn="0" w:lastRowFirstColumn="0" w:lastRowLastColumn="0"/>
+            <w:tcW w:w="1392" w:type="dxa"/>
+          </w:tcPr>
+          <w:p>
+            <w:pPr>
+              <w:jc w:val="center"/>
+            </w:pPr>
+            <w:r>
+              <w:t>8</w:t>
+            </w:r>
+          </w:p>
+        </w:tc>
+        <w:tc>
+          <w:tcPr>
+            <w:tcW w:w="7788" w:type="dxa"/>
+          </w:tcPr>
+          <w:p>
+            <w:pPr>
+              <w:cnfStyle w:val="000000000000" w:firstRow="0" w:lastRow="0" w:firstColumn="0" w:lastColumn="0" w:oddVBand="0" w:evenVBand="0" w:oddHBand="0" w:evenHBand="0" w:firstRowFirstColumn="0" w:firstRowLastColumn="0" w:lastRowFirstColumn="0" w:lastRowLastColumn="0"/>
+            </w:pPr>
+            <w:r>
+              <w:t>Included in registration for Business Customer, they can only enter their collection and delivery address but in Come-In Customer Panel, customers enter their home address only</w:t>
             </w:r>
           </w:p>
         </w:tc>
@@ -1346,7 +1272,10 @@
         <w:t>Signed:</w:t>
       </w:r>
     </w:p>
-    <w:p/>
+    <w:p>
+      <w:bookmarkStart w:id="0" w:name="_GoBack"/>
+      <w:bookmarkEnd w:id="0"/>
+    </w:p>
     <w:p>
       <w:pPr>
         <w:ind w:firstLine="720"/>
@@ -1577,8 +1506,16 @@
       <w:p>
         <w:pPr>
           <w:pStyle w:val="Footer"/>
-          <w:jc w:val="right"/>
         </w:pPr>
+        <w:r>
+          <w:t xml:space="preserve">Hobbs Dry Cleaners &amp; Launderette Meeting Minutes #6 </w:t>
+        </w:r>
+        <w:r>
+          <w:tab/>
+        </w:r>
+        <w:r>
+          <w:tab/>
+        </w:r>
         <w:r>
           <w:fldChar w:fldCharType="begin"/>
         </w:r>
